--- a/questions/2-3_스토리지서비스_2부 (11문제).docx
+++ b/questions/2-3_스토리지서비스_2부 (11문제).docx
@@ -188,13 +188,11 @@
           <w:b/>
           <w:color w:val="0000FF"/>
         </w:rPr>
-        <w:t xml:space="preserve">A. </w:t>
-      </w:r>
-      <w:r>
-        <w:t>1</w:t>
+        <w:t>A. 3</w:t>
         <w:br/>
         <w:t>168</w:t>
       </w:r>
+      <w:r/>
     </w:p>
     <w:p/>
     <w:p>
